--- a/app/backend/templates/DEED_OF_ASSIGNMENT_BORROWER.docx
+++ b/app/backend/templates/DEED_OF_ASSIGNMENT_BORROWER.docx
@@ -119,7 +119,39 @@
           <w:sz w:val="15"/>
           <w:szCs w:val="15"/>
         </w:rPr>
-        <w:t>That I/</w:t>
+        <w:t>That I/We</w:t>
+      </w:r>
+      <w:r>
+        <w:rPr>
+          <w:rFonts w:ascii="Arial" w:hAnsi="Arial" w:cs="Arial"/>
+          <w:sz w:val="15"/>
+          <w:szCs w:val="15"/>
+        </w:rPr>
+        <w:t xml:space="preserve"> </w:t>
+      </w:r>
+      <w:r>
+        <w:rPr>
+          <w:rFonts w:ascii="Arial" w:hAnsi="Arial" w:cs="Arial"/>
+          <w:sz w:val="15"/>
+          <w:szCs w:val="15"/>
+        </w:rPr>
+        <w:t>{BorrowerName}</w:t>
+      </w:r>
+      <w:r>
+        <w:rPr>
+          <w:rFonts w:ascii="Arial" w:hAnsi="Arial" w:cs="Arial"/>
+          <w:sz w:val="15"/>
+          <w:szCs w:val="15"/>
+        </w:rPr>
+        <w:t xml:space="preserve">, </w:t>
+      </w:r>
+      <w:r>
+        <w:rPr>
+          <w:rFonts w:ascii="Arial" w:hAnsi="Arial" w:cs="Arial"/>
+          <w:sz w:val="15"/>
+          <w:szCs w:val="15"/>
+        </w:rPr>
+        <w:t>{</w:t>
       </w:r>
       <w:proofErr w:type="gramStart"/>
       <w:r>
@@ -128,7 +160,15 @@
           <w:sz w:val="15"/>
           <w:szCs w:val="15"/>
         </w:rPr>
-        <w:t xml:space="preserve">We </w:t>
+        <w:t>CoBorrowerName}</w:t>
+      </w:r>
+      <w:r>
+        <w:rPr>
+          <w:rFonts w:ascii="Arial" w:hAnsi="Arial" w:cs="Arial"/>
+          <w:sz w:val="15"/>
+          <w:szCs w:val="15"/>
+        </w:rPr>
+        <w:t xml:space="preserve"> </w:t>
       </w:r>
       <w:r>
         <w:rPr>
@@ -154,25 +194,23 @@
           <w:sz w:val="15"/>
           <w:szCs w:val="15"/>
         </w:rPr>
-        <w:t xml:space="preserve"> legal age, Filipino citizen/s, resident/s </w:t>
-      </w:r>
-      <w:proofErr w:type="gramStart"/>
-      <w:r>
-        <w:rPr>
-          <w:rFonts w:ascii="Arial" w:hAnsi="Arial" w:cs="Arial"/>
-          <w:sz w:val="15"/>
-          <w:szCs w:val="15"/>
-        </w:rPr>
-        <w:t>of ,</w:t>
-      </w:r>
-      <w:proofErr w:type="gramEnd"/>
-      <w:r>
-        <w:rPr>
-          <w:rFonts w:ascii="Arial" w:hAnsi="Arial" w:cs="Arial"/>
-          <w:sz w:val="15"/>
-          <w:szCs w:val="15"/>
-        </w:rPr>
-        <w:t xml:space="preserve"> hereinafter referred to as </w:t>
+        <w:t xml:space="preserve"> legal age, Filipino citizen/s, resident/s of </w:t>
+      </w:r>
+      <w:r>
+        <w:rPr>
+          <w:rFonts w:ascii="Arial" w:hAnsi="Arial" w:cs="Arial"/>
+          <w:sz w:val="15"/>
+          <w:szCs w:val="15"/>
+        </w:rPr>
+        <w:t>{Address}</w:t>
+      </w:r>
+      <w:r>
+        <w:rPr>
+          <w:rFonts w:ascii="Arial" w:hAnsi="Arial" w:cs="Arial"/>
+          <w:sz w:val="15"/>
+          <w:szCs w:val="15"/>
+        </w:rPr>
+        <w:t xml:space="preserve">, hereinafter referred to as </w:t>
       </w:r>
       <w:r>
         <w:rPr>
@@ -332,16 +370,38 @@
           <w:sz w:val="15"/>
           <w:szCs w:val="15"/>
         </w:rPr>
-        <w:t xml:space="preserve">That, for and in consideration of the </w:t>
+        <w:t>That, for and in consideration of the sum</w:t>
+      </w:r>
+      <w:r>
+        <w:rPr>
+          <w:rFonts w:ascii="Arial" w:hAnsi="Arial" w:cs="Arial"/>
+          <w:sz w:val="15"/>
+          <w:szCs w:val="15"/>
+        </w:rPr>
+        <w:t xml:space="preserve"> </w:t>
+      </w:r>
+      <w:r>
+        <w:rPr>
+          <w:sz w:val="16"/>
+          <w:szCs w:val="16"/>
+        </w:rPr>
+        <w:t>{</w:t>
       </w:r>
       <w:proofErr w:type="gramStart"/>
       <w:r>
         <w:rPr>
-          <w:rFonts w:ascii="Arial" w:hAnsi="Arial" w:cs="Arial"/>
-          <w:sz w:val="15"/>
-          <w:szCs w:val="15"/>
-        </w:rPr>
-        <w:t xml:space="preserve">sum </w:t>
+          <w:sz w:val="16"/>
+          <w:szCs w:val="16"/>
+        </w:rPr>
+        <w:t>TotalPaymentDueWords}</w:t>
+      </w:r>
+      <w:r>
+        <w:rPr>
+          <w:rFonts w:ascii="Arial" w:hAnsi="Arial" w:cs="Arial"/>
+          <w:sz w:val="15"/>
+          <w:szCs w:val="15"/>
+        </w:rPr>
+        <w:t xml:space="preserve"> </w:t>
       </w:r>
       <w:r>
         <w:rPr>
@@ -350,8 +410,9 @@
           <w:sz w:val="15"/>
           <w:szCs w:val="15"/>
         </w:rPr>
-        <w:t xml:space="preserve"> (P </w:t>
-      </w:r>
+        <w:t xml:space="preserve"> (</w:t>
+      </w:r>
+      <w:proofErr w:type="gramEnd"/>
       <w:r>
         <w:rPr>
           <w:rFonts w:ascii="Arial" w:hAnsi="Arial" w:cs="Arial"/>
@@ -359,6 +420,30 @@
           <w:sz w:val="15"/>
           <w:szCs w:val="15"/>
         </w:rPr>
+        <w:t xml:space="preserve">P </w:t>
+      </w:r>
+      <w:r>
+        <w:rPr>
+          <w:sz w:val="16"/>
+          <w:szCs w:val="16"/>
+        </w:rPr>
+        <w:t>{TotalPaymentDue</w:t>
+      </w:r>
+      <w:proofErr w:type="gramStart"/>
+      <w:r>
+        <w:rPr>
+          <w:sz w:val="16"/>
+          <w:szCs w:val="16"/>
+        </w:rPr>
+        <w:t>}</w:t>
+      </w:r>
+      <w:r>
+        <w:rPr>
+          <w:rFonts w:ascii="Arial" w:hAnsi="Arial" w:cs="Arial"/>
+          <w:b/>
+          <w:sz w:val="15"/>
+          <w:szCs w:val="15"/>
+        </w:rPr>
         <w:t xml:space="preserve"> </w:t>
       </w:r>
       <w:r>
@@ -409,6 +494,13 @@
       </w:r>
       <w:r>
         <w:rPr>
+          <w:sz w:val="16"/>
+          <w:szCs w:val="16"/>
+        </w:rPr>
+        <w:t>{PNNumber}</w:t>
+      </w:r>
+      <w:r>
+        <w:rPr>
           <w:rFonts w:ascii="Arial" w:hAnsi="Arial" w:cs="Arial"/>
           <w:b/>
           <w:sz w:val="15"/>
@@ -416,14 +508,44 @@
         </w:rPr>
         <w:t xml:space="preserve"> </w:t>
       </w:r>
+      <w:r>
+        <w:rPr>
+          <w:rFonts w:ascii="Arial" w:hAnsi="Arial" w:cs="Arial"/>
+          <w:sz w:val="15"/>
+          <w:szCs w:val="15"/>
+        </w:rPr>
+        <w:t>dated</w:t>
+      </w:r>
+      <w:r>
+        <w:rPr>
+          <w:rFonts w:ascii="Arial" w:hAnsi="Arial" w:cs="Arial"/>
+          <w:sz w:val="15"/>
+          <w:szCs w:val="15"/>
+        </w:rPr>
+        <w:t xml:space="preserve"> </w:t>
+      </w:r>
+      <w:r>
+        <w:rPr>
+          <w:sz w:val="16"/>
+          <w:szCs w:val="16"/>
+        </w:rPr>
+        <w:t>{AnticipatedDisbursementDate</w:t>
+      </w:r>
       <w:proofErr w:type="gramStart"/>
       <w:r>
         <w:rPr>
-          <w:rFonts w:ascii="Arial" w:hAnsi="Arial" w:cs="Arial"/>
-          <w:sz w:val="15"/>
-          <w:szCs w:val="15"/>
-        </w:rPr>
-        <w:t>dated ,</w:t>
+          <w:sz w:val="16"/>
+          <w:szCs w:val="16"/>
+        </w:rPr>
+        <w:t>}</w:t>
+      </w:r>
+      <w:r>
+        <w:rPr>
+          <w:rFonts w:ascii="Arial" w:hAnsi="Arial" w:cs="Arial"/>
+          <w:sz w:val="15"/>
+          <w:szCs w:val="15"/>
+        </w:rPr>
+        <w:t xml:space="preserve"> ,</w:t>
       </w:r>
       <w:proofErr w:type="gramEnd"/>
       <w:r>
@@ -810,27 +932,7 @@
           <w:sz w:val="15"/>
           <w:szCs w:val="15"/>
         </w:rPr>
-        <w:t xml:space="preserve">To </w:t>
-      </w:r>
-      <w:proofErr w:type="spellStart"/>
-      <w:r>
-        <w:rPr>
-          <w:rFonts w:ascii="Arial" w:hAnsi="Arial" w:cs="Arial"/>
-          <w:color w:val="000000"/>
-          <w:sz w:val="15"/>
-          <w:szCs w:val="15"/>
-        </w:rPr>
-        <w:t>encash</w:t>
-      </w:r>
-      <w:proofErr w:type="spellEnd"/>
-      <w:r>
-        <w:rPr>
-          <w:rFonts w:ascii="Arial" w:hAnsi="Arial" w:cs="Arial"/>
-          <w:color w:val="000000"/>
-          <w:sz w:val="15"/>
-          <w:szCs w:val="15"/>
-        </w:rPr>
-        <w:t xml:space="preserve"> and endorse checks in the name of the ASSIGNOR;</w:t>
+        <w:t>To encash and endorse checks in the name of the ASSIGNOR;</w:t>
       </w:r>
     </w:p>
     <w:p>
@@ -1057,27 +1159,7 @@
           <w:sz w:val="15"/>
           <w:szCs w:val="15"/>
         </w:rPr>
-        <w:t xml:space="preserve">That, in the event the ASSIGNOR will declare his/her ATM Card/Passbook as hot card, a </w:t>
-      </w:r>
-      <w:proofErr w:type="spellStart"/>
-      <w:r>
-        <w:rPr>
-          <w:rFonts w:ascii="Arial" w:hAnsi="Arial" w:cs="Arial"/>
-          <w:color w:val="000000"/>
-          <w:sz w:val="15"/>
-          <w:szCs w:val="15"/>
-        </w:rPr>
-        <w:t>lost</w:t>
-      </w:r>
-      <w:proofErr w:type="spellEnd"/>
-      <w:r>
-        <w:rPr>
-          <w:rFonts w:ascii="Arial" w:hAnsi="Arial" w:cs="Arial"/>
-          <w:color w:val="000000"/>
-          <w:sz w:val="15"/>
-          <w:szCs w:val="15"/>
-        </w:rPr>
-        <w:t xml:space="preserve"> card, a damaged card, and the likes, with the bank concerned, without notifying the ASSIGNEE, and to the latter’s detriment, while this instrument is still valid and effective, the obligation shall be due and demandable, and the ASSIGNOR shall be held liable for the crime of ESTAFA.</w:t>
+        <w:t>That, in the event the ASSIGNOR will declare his/her ATM Card/Passbook as hot card, a lost card, a damaged card, and the likes, with the bank concerned, without notifying the ASSIGNEE, and to the latter’s detriment, while this instrument is still valid and effective, the obligation shall be due and demandable, and the ASSIGNOR shall be held liable for the crime of ESTAFA.</w:t>
       </w:r>
     </w:p>
     <w:p>
@@ -1474,6 +1556,15 @@
         </w:rPr>
         <w:tab/>
       </w:r>
+      <w:r>
+        <w:rPr>
+          <w:rFonts w:ascii="Arial" w:hAnsi="Arial" w:cs="Arial"/>
+          <w:color w:val="000000"/>
+          <w:sz w:val="15"/>
+          <w:szCs w:val="15"/>
+        </w:rPr>
+        <w:t>{BorrowerName}</w:t>
+      </w:r>
     </w:p>
     <w:p>
       <w:pPr>
@@ -2154,6 +2245,15 @@
           <w:szCs w:val="16"/>
         </w:rPr>
       </w:pPr>
+      <w:r>
+        <w:rPr>
+          <w:rFonts w:ascii="Arial" w:hAnsi="Arial" w:cs="Arial"/>
+          <w:color w:val="000000"/>
+          <w:sz w:val="16"/>
+          <w:szCs w:val="16"/>
+        </w:rPr>
+        <w:t>{BorrowerName}</w:t>
+      </w:r>
     </w:p>
     <w:p>
       <w:pPr>
@@ -3014,7 +3114,6 @@
   <w:style w:type="character" w:default="1" w:styleId="DefaultParagraphFont">
     <w:name w:val="Default Paragraph Font"/>
     <w:uiPriority w:val="1"/>
-    <w:semiHidden/>
     <w:unhideWhenUsed/>
   </w:style>
   <w:style w:type="table" w:default="1" w:styleId="TableNormal">
